--- a/companies/hollowell-ip/Firm/Firm Overview 2025 v3.docx
+++ b/companies/hollowell-ip/Firm/Firm Overview 2025 v3.docx
@@ -7,12 +7,7 @@
         <w:pStyle w:val="Heading1"/>
       </w:pPr>
       <w:r>
-        <w:t>Firm Overview: Hollowell Patent Group PLLC</w:t>
-      </w:r>
-    </w:p>
-    <w:p>
-      <w:r>
-        <w:t>Hollowell Patent Group is a boutique patent firm. The practice keeps its book deliberate and its bench close to the technology, so that the agents and attorneys a client meets at the outset are the same people who carry the client's matters through examination and afterward. We chose that scale on purpose, because a portfolio is best served by people who hold its whole history in their heads rather than by a rotating cast reading in from a file each time. This overview sets out the firm's practice areas, a sample of its client work, and the standards it holds itself to.</w:t>
+        <w:t>Hollowell Patent Group PLLC</w:t>
       </w:r>
     </w:p>
     <w:p>
@@ -20,44 +15,17 @@
         <w:pStyle w:val="Heading2"/>
       </w:pPr>
       <w:r>
-        <w:t>Practice Areas</w:t>
+        <w:t>Firm overview</w:t>
       </w:r>
     </w:p>
     <w:p>
       <w:r>
-        <w:t>The firm concentrates on patent prosecution and the work that surrounds it, weighted toward the medical-device and hardware matters where the claims sit close to what a client actually builds. Prosecution is the core, and the other lines exist to keep that core coherent over the life of a portfolio rather than one filing at a time. The list below describes how the firm organizes that work rather than the limits of what it will take on.</w:t>
+        <w:t>We are a patent boutique. Our attorneys and patent agents prepare and prosecute applications, manage the portfolios those applications become, and give written advice on third-party patents when a client's product or a pending dispute turns on them, with most of our technical work in medical devices, in electrical and embedded systems, and in inventions that begin in university laboratories.</w:t>
       </w:r>
     </w:p>
     <w:p>
-      <w:pPr>
-        <w:pStyle w:val="ListBullet"/>
-      </w:pPr>
       <w:r>
-        <w:t>Prosecution. Drafting and filing new applications and carrying them through examination, including the office-action responses and claim amendments that answer an examiner's rejections.</w:t>
-      </w:r>
-    </w:p>
-    <w:p>
-      <w:pPr>
-        <w:pStyle w:val="ListBullet"/>
-      </w:pPr>
-      <w:r>
-        <w:t>Portfolio management. Organizing a client's patents by family and technology, so that decisions to file, maintain, or abandon are made against the whole portfolio rather than one matter at a time.</w:t>
-      </w:r>
-    </w:p>
-    <w:p>
-      <w:pPr>
-        <w:pStyle w:val="ListBullet"/>
-      </w:pPr>
-      <w:r>
-        <w:t>Opinions and counseling. Freedom-to-operate, patentability, and related analyses, written with the qualifications the question warrants and marked privileged where they belong.</w:t>
-      </w:r>
-    </w:p>
-    <w:p>
-      <w:pPr>
-        <w:pStyle w:val="ListBullet"/>
-      </w:pPr>
-      <w:r>
-        <w:t>Review and reporting. Structured portfolio reviews organized by family, and short updates that put the current state of a portfolio in front of a client or a board without overstating it.</w:t>
+        <w:t>Each matter is staffed with people trained in the relevant technology. Each also has a single named attorney or agent who answers for its dates and its correspondence from the day it opens until the day it closes.</w:t>
       </w:r>
     </w:p>
     <w:p>
@@ -65,12 +33,201 @@
         <w:pStyle w:val="Heading2"/>
       </w:pPr>
       <w:r>
-        <w:t>Representative Client Work</w:t>
+        <w:t>Practice areas</w:t>
       </w:r>
     </w:p>
     <w:p>
       <w:r>
-        <w:t>A handful of engagements show the shape of a typical relationship better than a general description can. The firm's work for Odonnell Inc, Middleton, Sullivan and Wiley, Keith-Duarte, Jackson Inc, and Price-Henson is representative of the practice across recent years: portfolios drafted, prosecuted, and managed by family, and reported against a docket the client can depend on. Each began with an engagement letter and a conflicts check and has been carried by the same small group of agents and attorneys since, which is the pattern the firm aims to repeat rather than the exception it points to. These are illustrative examples of how the firm works, not a roster of everyone it represents.</w:t>
+        <w:t>The table below summarizes the kinds of matter we take on and what a client has in hand when each one is complete.</w:t>
+      </w:r>
+    </w:p>
+    <w:tbl>
+      <w:tblPr>
+        <w:tblStyle w:val="TableGrid"/>
+        <w:tblW w:type="auto" w:w="0"/>
+        <w:tblLook w:firstColumn="1" w:firstRow="1" w:lastColumn="0" w:lastRow="0" w:noHBand="0" w:noVBand="1" w:val="04A0"/>
+      </w:tblPr>
+      <w:tblGrid>
+        <w:gridCol w:w="4320"/>
+        <w:gridCol w:w="4320"/>
+      </w:tblGrid>
+      <w:tr>
+        <w:tc>
+          <w:tcPr>
+            <w:tcW w:type="dxa" w:w="4320"/>
+          </w:tcPr>
+          <w:p>
+            <w:r>
+              <w:rPr>
+                <w:b/>
+              </w:rPr>
+              <w:t>Practice area</w:t>
+            </w:r>
+          </w:p>
+        </w:tc>
+        <w:tc>
+          <w:tcPr>
+            <w:tcW w:type="dxa" w:w="4320"/>
+          </w:tcPr>
+          <w:p>
+            <w:r>
+              <w:rPr>
+                <w:b/>
+              </w:rPr>
+              <w:t>What the client receives</w:t>
+            </w:r>
+          </w:p>
+        </w:tc>
+      </w:tr>
+      <w:tr>
+        <w:tc>
+          <w:tcPr>
+            <w:tcW w:type="dxa" w:w="4320"/>
+          </w:tcPr>
+          <w:p>
+            <w:r>
+              <w:t>Prosecution</w:t>
+            </w:r>
+          </w:p>
+        </w:tc>
+        <w:tc>
+          <w:tcPr>
+            <w:tcW w:type="dxa" w:w="4320"/>
+          </w:tcPr>
+          <w:p>
+            <w:r>
+              <w:t>Applications drafted from the inventor's disclosure, responses to office actions, examiner interviews, and a filing plan for continuations as the product develops</w:t>
+            </w:r>
+          </w:p>
+        </w:tc>
+      </w:tr>
+      <w:tr>
+        <w:tc>
+          <w:tcPr>
+            <w:tcW w:type="dxa" w:w="4320"/>
+          </w:tcPr>
+          <w:p>
+            <w:r>
+              <w:t>Portfolio review</w:t>
+            </w:r>
+          </w:p>
+        </w:tc>
+        <w:tc>
+          <w:tcPr>
+            <w:tcW w:type="dxa" w:w="4320"/>
+          </w:tcPr>
+          <w:p>
+            <w:r>
+              <w:t>A written review, family by family, of where each asset stands, what it will cost to keep in force, and how closely its claims track current products</w:t>
+            </w:r>
+          </w:p>
+        </w:tc>
+      </w:tr>
+      <w:tr>
+        <w:tc>
+          <w:tcPr>
+            <w:tcW w:type="dxa" w:w="4320"/>
+          </w:tcPr>
+          <w:p>
+            <w:r>
+              <w:t>Freedom to operate and validity</w:t>
+            </w:r>
+          </w:p>
+        </w:tc>
+        <w:tc>
+          <w:tcPr>
+            <w:tcW w:type="dxa" w:w="4320"/>
+          </w:tcPr>
+          <w:p>
+            <w:r>
+              <w:t>A privileged memorandum that defines its scope first, distinguishes established findings from open questions, and qualifies its conclusions to match</w:t>
+            </w:r>
+          </w:p>
+        </w:tc>
+      </w:tr>
+      <w:tr>
+        <w:tc>
+          <w:tcPr>
+            <w:tcW w:type="dxa" w:w="4320"/>
+          </w:tcPr>
+          <w:p>
+            <w:r>
+              <w:t>Clearance before launch</w:t>
+            </w:r>
+          </w:p>
+        </w:tc>
+        <w:tc>
+          <w:tcPr>
+            <w:tcW w:type="dxa" w:w="4320"/>
+          </w:tcPr>
+          <w:p>
+            <w:r>
+              <w:t>Searches and a written assessment ahead of a product release, covering the technology and, where the client asks, the proposed product name</w:t>
+            </w:r>
+          </w:p>
+        </w:tc>
+      </w:tr>
+      <w:tr>
+        <w:tc>
+          <w:tcPr>
+            <w:tcW w:type="dxa" w:w="4320"/>
+          </w:tcPr>
+          <w:p>
+            <w:r>
+              <w:t>Post-grant proceedings</w:t>
+            </w:r>
+          </w:p>
+        </w:tc>
+        <w:tc>
+          <w:tcPr>
+            <w:tcW w:type="dxa" w:w="4320"/>
+          </w:tcPr>
+          <w:p>
+            <w:r>
+              <w:t>An assessment of whether to challenge a competitor's patent after grant, and representation of the client when its issued patents are challenged</w:t>
+            </w:r>
+          </w:p>
+        </w:tc>
+      </w:tr>
+      <w:tr>
+        <w:tc>
+          <w:tcPr>
+            <w:tcW w:type="dxa" w:w="4320"/>
+          </w:tcPr>
+          <w:p>
+            <w:r>
+              <w:t>Board presentations</w:t>
+            </w:r>
+          </w:p>
+        </w:tc>
+        <w:tc>
+          <w:tcPr>
+            <w:tcW w:type="dxa" w:w="4320"/>
+          </w:tcPr>
+          <w:p>
+            <w:r>
+              <w:t>A short deck that summarizes the whole portfolio on a single slide for directors or investors</w:t>
+            </w:r>
+          </w:p>
+        </w:tc>
+      </w:tr>
+    </w:tbl>
+    <w:p>
+      <w:pPr>
+        <w:pStyle w:val="Heading2"/>
+      </w:pPr>
+      <w:r>
+        <w:t>Representative completed work</w:t>
+      </w:r>
+    </w:p>
+    <w:p>
+      <w:r>
+        <w:t>Matters we have concluded include work for Odonnell Inc; Middleton, Sullivan and Wiley; Keith-Duarte; and Jackson Inc. We list them with their permission to illustrate the range of the practice. The list is a sample, and it says nothing about the content of any client's matter.</w:t>
+      </w:r>
+    </w:p>
+    <w:p>
+      <w:r>
+        <w:t>A client is named in material like this only after its matter has closed. Open work stays confidential and is discussed only with the client concerned.</w:t>
       </w:r>
     </w:p>
     <w:p>
@@ -78,12 +235,17 @@
         <w:pStyle w:val="Heading2"/>
       </w:pPr>
       <w:r>
-        <w:t>Reporting</w:t>
+        <w:t>Opening a matter</w:t>
       </w:r>
     </w:p>
     <w:p>
       <w:r>
-        <w:t>Clients hear from the firm in the register the work calls for. Routine updates are short and keyed to a docket number, so a client can file one and retrieve it later without wading through preamble to find a single date; portfolio reviews are long and structured and read by family, because the related matters only make sense together; and a board summary will put the whole portfolio on a page without pretending the underlying files are simpler than they are.</w:t>
+        <w:t>We open a matter in three steps, in this order: a conflicts search across every party the client identifies, an engagement letter that sets out the scope, the exclusions, the billing basis, and what happens on nonpayment, and the client's countersignature on that letter. Nothing substantive is done before the third step, because work performed before the scope is agreed is work the client has not authorized.</w:t>
+      </w:r>
+    </w:p>
+    <w:p>
+      <w:r>
+        <w:t>On nonpayment the letter is specific: it states when work on the matter stops and when we will withdraw from it, where the professional rules permit withdrawal, and we follow that provision as written. Clients are told this at the outset so that it never comes as a surprise.</w:t>
       </w:r>
     </w:p>
     <w:p>
@@ -91,17 +253,12 @@
         <w:pStyle w:val="Heading2"/>
       </w:pPr>
       <w:r>
-        <w:t>How the Firm Engages</w:t>
+        <w:t>Correspondence</w:t>
       </w:r>
     </w:p>
     <w:p>
       <w:r>
-        <w:t>Every matter begins with an engagement letter that states in plain terms what the firm will do, what it costs, who performs the work, and what follows if an invoice goes unpaid, because a scope question is far cheaper to settle at the start than in the middle of a prosecution. The firm runs a conflicts check before it opens any file, and it declines the matters it cannot take cleanly.</w:t>
-      </w:r>
-    </w:p>
-    <w:p>
-      <w:r>
-        <w:t>The firm is careful with certainty in everything a client reads. Counsel who says a product does not infringe, without qualification, has written a liability rather than an opinion, so the firm's memoranda carry the qualifications the analysis supports and no more confidence than the record will bear. A client is better served by an opinion it can act on knowing exactly where its edges are than by a cleaner sentence that will not hold when it is tested.</w:t>
+        <w:t>Routine news on a matter, such as a filing made, an office action received, or a response period opened, reaches the client as a short email that cites the docket number. Longer work arrives as a written deliverable organized under headings, identifying by name and title every attorney and agent who worked on it, and an opinion is marked as privileged and goes out only after a partner has reviewed it.</w:t>
       </w:r>
     </w:p>
     <w:p>
@@ -109,17 +266,25 @@
         <w:pStyle w:val="Heading2"/>
       </w:pPr>
       <w:r>
-        <w:t>The Docket</w:t>
+        <w:t>Docketing</w:t>
       </w:r>
     </w:p>
     <w:p>
       <w:r>
-        <w:t>The discipline the rest of the practice rests on is the docket. Nothing leaves the firm and no deadline passes without routing through docketing, a date once confirmed is not moved without a reason on the record, and a missed date is the one mistake the firm treats as unrecoverable. Clients tend to feel this less as a policy than as a firm that does not surprise them with a lapsed deadline.</w:t>
+        <w:t>Every date on which a client's rights depend, whether a statutory bar, a response period, or a maintenance payment, is entered as soon as it arises and verified a second time, by someone other than the person who entered it, against what the patent office shows. The responsible attorney or agent acknowledges each reminder in writing, and a reminder left unacknowledged goes to a partner the same day.</w:t>
+      </w:r>
+    </w:p>
+    <w:p>
+      <w:pPr>
+        <w:pStyle w:val="Heading2"/>
+      </w:pPr>
+      <w:r>
+        <w:t>How to reach us</w:t>
       </w:r>
     </w:p>
     <w:p>
       <w:r>
-        <w:t>A company weighing a change in patent counsel should begin with a conversation rather than a proposal. The step to take is to reach Mary Bradley, Managing Partner, who meets new inquiries herself and will clear a conflicts check before the firm takes on the matter.</w:t>
+        <w:t>Mary Bradley, Managing Partner, handles inquiries about new matters. Anyone considering the firm for a new matter should begin with a brief note to her identifying the client, any co-owner of the technology, and any party the client expects to be adverse, after which she will confirm whether the firm is free to act before a first call is scheduled.</w:t>
       </w:r>
     </w:p>
     <w:sectPr>
